--- a/templates/Анкета_ru.docx
+++ b/templates/Анкета_ru.docx
@@ -1212,27 +1212,43 @@
                 <w:szCs w:val="18"/>
                 <w:lang w:val="en-US" w:eastAsia="ru-RU"/>
               </w:rPr>
-              <w:t>('%</w:t>
-            </w:r>
-            <w:proofErr w:type="spellStart"/>
-            <w:r>
-              <w:rPr>
-                <w:rFonts w:ascii="Arial" w:eastAsia="Times New Roman" w:hAnsi="Arial" w:cs="Arial"/>
-                <w:sz w:val="18"/>
-                <w:szCs w:val="18"/>
-                <w:lang w:val="en-US" w:eastAsia="ru-RU"/>
-              </w:rPr>
-              <w:t>d.%m.%Y</w:t>
-            </w:r>
-            <w:proofErr w:type="spellEnd"/>
-            <w:r>
-              <w:rPr>
-                <w:rFonts w:ascii="Arial" w:eastAsia="Times New Roman" w:hAnsi="Arial" w:cs="Arial"/>
-                <w:sz w:val="18"/>
-                <w:szCs w:val="18"/>
-                <w:lang w:val="en-US" w:eastAsia="ru-RU"/>
-              </w:rPr>
-              <w:t>')</w:t>
+              <w:t>('%d</w:t>
+            </w:r>
+            <w:r>
+              <w:rPr>
+                <w:rFonts w:ascii="Arial" w:eastAsia="Times New Roman" w:hAnsi="Arial" w:cs="Arial"/>
+                <w:sz w:val="18"/>
+                <w:szCs w:val="18"/>
+                <w:lang w:val="en-US" w:eastAsia="ru-RU"/>
+              </w:rPr>
+              <w:t>/</w:t>
+            </w:r>
+            <w:r>
+              <w:rPr>
+                <w:rFonts w:ascii="Arial" w:eastAsia="Times New Roman" w:hAnsi="Arial" w:cs="Arial"/>
+                <w:sz w:val="18"/>
+                <w:szCs w:val="18"/>
+                <w:lang w:val="en-US" w:eastAsia="ru-RU"/>
+              </w:rPr>
+              <w:t>%m</w:t>
+            </w:r>
+            <w:r>
+              <w:rPr>
+                <w:rFonts w:ascii="Arial" w:eastAsia="Times New Roman" w:hAnsi="Arial" w:cs="Arial"/>
+                <w:sz w:val="18"/>
+                <w:szCs w:val="18"/>
+                <w:lang w:val="en-US" w:eastAsia="ru-RU"/>
+              </w:rPr>
+              <w:t>/</w:t>
+            </w:r>
+            <w:r>
+              <w:rPr>
+                <w:rFonts w:ascii="Arial" w:eastAsia="Times New Roman" w:hAnsi="Arial" w:cs="Arial"/>
+                <w:sz w:val="18"/>
+                <w:szCs w:val="18"/>
+                <w:lang w:val="en-US" w:eastAsia="ru-RU"/>
+              </w:rPr>
+              <w:t>%Y')</w:t>
             </w:r>
             <w:r>
               <w:rPr>
@@ -1647,6 +1663,7 @@
               <w:t>{{</w:t>
             </w:r>
             <w:proofErr w:type="spellStart"/>
+            <w:proofErr w:type="gramStart"/>
             <w:r>
               <w:rPr>
                 <w:rFonts w:ascii="Arial" w:eastAsia="Times New Roman" w:hAnsi="Arial" w:cs="Arial"/>
@@ -1673,6 +1690,65 @@
                 <w:szCs w:val="18"/>
                 <w:lang w:val="en-US" w:eastAsia="ru-RU"/>
               </w:rPr>
+              <w:t>(</w:t>
+            </w:r>
+            <w:proofErr w:type="gramEnd"/>
+            <w:r>
+              <w:rPr>
+                <w:rFonts w:ascii="Arial" w:eastAsia="Times New Roman" w:hAnsi="Arial" w:cs="Arial"/>
+                <w:sz w:val="18"/>
+                <w:szCs w:val="18"/>
+                <w:lang w:val="en-US" w:eastAsia="ru-RU"/>
+              </w:rPr>
+              <w:t>).</w:t>
+            </w:r>
+            <w:proofErr w:type="spellStart"/>
+            <w:r>
+              <w:rPr>
+                <w:rFonts w:ascii="Arial" w:eastAsia="Times New Roman" w:hAnsi="Arial" w:cs="Arial"/>
+                <w:sz w:val="18"/>
+                <w:szCs w:val="18"/>
+                <w:lang w:val="en-US" w:eastAsia="ru-RU"/>
+              </w:rPr>
+              <w:t>passport_series</w:t>
+            </w:r>
+            <w:proofErr w:type="spellEnd"/>
+            <w:r>
+              <w:rPr>
+                <w:rFonts w:ascii="Arial" w:eastAsia="Times New Roman" w:hAnsi="Arial" w:cs="Arial"/>
+                <w:sz w:val="18"/>
+                <w:szCs w:val="18"/>
+                <w:lang w:val="en-US" w:eastAsia="ru-RU"/>
+              </w:rPr>
+              <w:t>}}, {{</w:t>
+            </w:r>
+            <w:proofErr w:type="spellStart"/>
+            <w:r>
+              <w:rPr>
+                <w:rFonts w:ascii="Arial" w:eastAsia="Times New Roman" w:hAnsi="Arial" w:cs="Arial"/>
+                <w:sz w:val="18"/>
+                <w:szCs w:val="18"/>
+                <w:lang w:val="en-US" w:eastAsia="ru-RU"/>
+              </w:rPr>
+              <w:t>candidate.</w:t>
+            </w:r>
+            <w:r>
+              <w:rPr>
+                <w:rFonts w:ascii="Arial" w:eastAsia="Times New Roman" w:hAnsi="Arial" w:cs="Arial"/>
+                <w:sz w:val="18"/>
+                <w:szCs w:val="18"/>
+                <w:lang w:val="en-US" w:eastAsia="ru-RU"/>
+              </w:rPr>
+              <w:t>citizenships.first</w:t>
+            </w:r>
+            <w:proofErr w:type="spellEnd"/>
+            <w:r>
+              <w:rPr>
+                <w:rFonts w:ascii="Arial" w:eastAsia="Times New Roman" w:hAnsi="Arial" w:cs="Arial"/>
+                <w:sz w:val="18"/>
+                <w:szCs w:val="18"/>
+                <w:lang w:val="en-US" w:eastAsia="ru-RU"/>
+              </w:rPr>
               <w:t>().</w:t>
             </w:r>
             <w:proofErr w:type="spellStart"/>
@@ -1683,7 +1759,16 @@
                 <w:szCs w:val="18"/>
                 <w:lang w:val="en-US" w:eastAsia="ru-RU"/>
               </w:rPr>
-              <w:t>passport_series</w:t>
+              <w:t>passport</w:t>
+            </w:r>
+            <w:r>
+              <w:rPr>
+                <w:rFonts w:ascii="Arial" w:eastAsia="Times New Roman" w:hAnsi="Arial" w:cs="Arial"/>
+                <w:sz w:val="18"/>
+                <w:szCs w:val="18"/>
+                <w:lang w:val="en-US" w:eastAsia="ru-RU"/>
+              </w:rPr>
+              <w:t>_number</w:t>
             </w:r>
             <w:proofErr w:type="spellEnd"/>
             <w:r>
@@ -1693,64 +1778,6 @@
                 <w:szCs w:val="18"/>
                 <w:lang w:val="en-US" w:eastAsia="ru-RU"/>
               </w:rPr>
-              <w:t>}}, {{</w:t>
-            </w:r>
-            <w:proofErr w:type="spellStart"/>
-            <w:r>
-              <w:rPr>
-                <w:rFonts w:ascii="Arial" w:eastAsia="Times New Roman" w:hAnsi="Arial" w:cs="Arial"/>
-                <w:sz w:val="18"/>
-                <w:szCs w:val="18"/>
-                <w:lang w:val="en-US" w:eastAsia="ru-RU"/>
-              </w:rPr>
-              <w:t>candidate.</w:t>
-            </w:r>
-            <w:r>
-              <w:rPr>
-                <w:rFonts w:ascii="Arial" w:eastAsia="Times New Roman" w:hAnsi="Arial" w:cs="Arial"/>
-                <w:sz w:val="18"/>
-                <w:szCs w:val="18"/>
-                <w:lang w:val="en-US" w:eastAsia="ru-RU"/>
-              </w:rPr>
-              <w:t>citizenships.first</w:t>
-            </w:r>
-            <w:proofErr w:type="spellEnd"/>
-            <w:r>
-              <w:rPr>
-                <w:rFonts w:ascii="Arial" w:eastAsia="Times New Roman" w:hAnsi="Arial" w:cs="Arial"/>
-                <w:sz w:val="18"/>
-                <w:szCs w:val="18"/>
-                <w:lang w:val="en-US" w:eastAsia="ru-RU"/>
-              </w:rPr>
-              <w:t>().</w:t>
-            </w:r>
-            <w:proofErr w:type="spellStart"/>
-            <w:r>
-              <w:rPr>
-                <w:rFonts w:ascii="Arial" w:eastAsia="Times New Roman" w:hAnsi="Arial" w:cs="Arial"/>
-                <w:sz w:val="18"/>
-                <w:szCs w:val="18"/>
-                <w:lang w:val="en-US" w:eastAsia="ru-RU"/>
-              </w:rPr>
-              <w:t>passport</w:t>
-            </w:r>
-            <w:r>
-              <w:rPr>
-                <w:rFonts w:ascii="Arial" w:eastAsia="Times New Roman" w:hAnsi="Arial" w:cs="Arial"/>
-                <w:sz w:val="18"/>
-                <w:szCs w:val="18"/>
-                <w:lang w:val="en-US" w:eastAsia="ru-RU"/>
-              </w:rPr>
-              <w:t>_number</w:t>
-            </w:r>
-            <w:proofErr w:type="spellEnd"/>
-            <w:r>
-              <w:rPr>
-                <w:rFonts w:ascii="Arial" w:eastAsia="Times New Roman" w:hAnsi="Arial" w:cs="Arial"/>
-                <w:sz w:val="18"/>
-                <w:szCs w:val="18"/>
-                <w:lang w:val="en-US" w:eastAsia="ru-RU"/>
-              </w:rPr>
               <w:t xml:space="preserve">}}, </w:t>
             </w:r>
             <w:r>
@@ -1805,7 +1832,43 @@
                 <w:szCs w:val="18"/>
                 <w:lang w:val="en-US" w:eastAsia="ru-RU"/>
               </w:rPr>
-              <w:t>.strftime('%d.%m.%Y')</w:t>
+              <w:t>.strftime('%d</w:t>
+            </w:r>
+            <w:r>
+              <w:rPr>
+                <w:rFonts w:ascii="Arial" w:eastAsia="Times New Roman" w:hAnsi="Arial" w:cs="Arial"/>
+                <w:sz w:val="18"/>
+                <w:szCs w:val="18"/>
+                <w:lang w:val="en-US" w:eastAsia="ru-RU"/>
+              </w:rPr>
+              <w:t>/</w:t>
+            </w:r>
+            <w:r>
+              <w:rPr>
+                <w:rFonts w:ascii="Arial" w:eastAsia="Times New Roman" w:hAnsi="Arial" w:cs="Arial"/>
+                <w:sz w:val="18"/>
+                <w:szCs w:val="18"/>
+                <w:lang w:val="en-US" w:eastAsia="ru-RU"/>
+              </w:rPr>
+              <w:t>%m</w:t>
+            </w:r>
+            <w:r>
+              <w:rPr>
+                <w:rFonts w:ascii="Arial" w:eastAsia="Times New Roman" w:hAnsi="Arial" w:cs="Arial"/>
+                <w:sz w:val="18"/>
+                <w:szCs w:val="18"/>
+                <w:lang w:val="en-US" w:eastAsia="ru-RU"/>
+              </w:rPr>
+              <w:t>/</w:t>
+            </w:r>
+            <w:r>
+              <w:rPr>
+                <w:rFonts w:ascii="Arial" w:eastAsia="Times New Roman" w:hAnsi="Arial" w:cs="Arial"/>
+                <w:sz w:val="18"/>
+                <w:szCs w:val="18"/>
+                <w:lang w:val="en-US" w:eastAsia="ru-RU"/>
+              </w:rPr>
+              <w:t>%Y')</w:t>
             </w:r>
             <w:r>
               <w:rPr>
@@ -3251,7 +3314,43 @@
               </w:rPr>
               <w:t>education.graduation_date</w:t>
             </w:r>
+            <w:r>
+              <w:rPr>
+                <w:rFonts w:ascii="Arial" w:eastAsia="Times New Roman" w:hAnsi="Arial" w:cs="Arial"/>
+                <w:sz w:val="18"/>
+                <w:szCs w:val="18"/>
+                <w:lang w:val="en-US" w:eastAsia="ru-RU"/>
+              </w:rPr>
+              <w:t>.strftime</w:t>
+            </w:r>
             <w:proofErr w:type="spellEnd"/>
+            <w:r>
+              <w:rPr>
+                <w:rFonts w:ascii="Arial" w:eastAsia="Times New Roman" w:hAnsi="Arial" w:cs="Arial"/>
+                <w:sz w:val="18"/>
+                <w:szCs w:val="18"/>
+                <w:lang w:val="en-US" w:eastAsia="ru-RU"/>
+              </w:rPr>
+              <w:t>('%m</w:t>
+            </w:r>
+            <w:r>
+              <w:rPr>
+                <w:rFonts w:ascii="Arial" w:eastAsia="Times New Roman" w:hAnsi="Arial" w:cs="Arial"/>
+                <w:sz w:val="18"/>
+                <w:szCs w:val="18"/>
+                <w:lang w:val="en-US" w:eastAsia="ru-RU"/>
+              </w:rPr>
+              <w:t>/</w:t>
+            </w:r>
+            <w:r>
+              <w:rPr>
+                <w:rFonts w:ascii="Arial" w:eastAsia="Times New Roman" w:hAnsi="Arial" w:cs="Arial"/>
+                <w:sz w:val="18"/>
+                <w:szCs w:val="18"/>
+                <w:lang w:val="en-US" w:eastAsia="ru-RU"/>
+              </w:rPr>
+              <w:t>%Y')</w:t>
+            </w:r>
             <w:r>
               <w:rPr>
                 <w:rFonts w:ascii="Arial" w:eastAsia="Times New Roman" w:hAnsi="Arial" w:cs="Arial"/>
@@ -4273,27 +4372,16 @@
                 <w:szCs w:val="18"/>
                 <w:lang w:val="en-US" w:eastAsia="ru-RU"/>
               </w:rPr>
-              <w:t>('%</w:t>
-            </w:r>
-            <w:proofErr w:type="spellStart"/>
-            <w:r>
-              <w:rPr>
-                <w:rFonts w:ascii="Arial" w:eastAsia="Times New Roman" w:hAnsi="Arial" w:cs="Arial"/>
-                <w:sz w:val="18"/>
-                <w:szCs w:val="18"/>
-                <w:lang w:val="en-US" w:eastAsia="ru-RU"/>
-              </w:rPr>
-              <w:t>d.%m.%Y</w:t>
-            </w:r>
-            <w:proofErr w:type="spellEnd"/>
-            <w:r>
-              <w:rPr>
-                <w:rFonts w:ascii="Arial" w:eastAsia="Times New Roman" w:hAnsi="Arial" w:cs="Arial"/>
-                <w:sz w:val="18"/>
-                <w:szCs w:val="18"/>
-                <w:lang w:val="en-US" w:eastAsia="ru-RU"/>
-              </w:rPr>
-              <w:t>')</w:t>
+              <w:t>('%m/</w:t>
+            </w:r>
+            <w:r>
+              <w:rPr>
+                <w:rFonts w:ascii="Arial" w:eastAsia="Times New Roman" w:hAnsi="Arial" w:cs="Arial"/>
+                <w:sz w:val="18"/>
+                <w:szCs w:val="18"/>
+                <w:lang w:val="en-US" w:eastAsia="ru-RU"/>
+              </w:rPr>
+              <w:t>%Y')</w:t>
             </w:r>
             <w:r>
               <w:rPr>
@@ -4367,27 +4455,16 @@
                 <w:szCs w:val="18"/>
                 <w:lang w:val="en-US" w:eastAsia="ru-RU"/>
               </w:rPr>
-              <w:t>('%</w:t>
-            </w:r>
-            <w:proofErr w:type="spellStart"/>
-            <w:r>
-              <w:rPr>
-                <w:rFonts w:ascii="Arial" w:eastAsia="Times New Roman" w:hAnsi="Arial" w:cs="Arial"/>
-                <w:sz w:val="18"/>
-                <w:szCs w:val="18"/>
-                <w:lang w:val="en-US" w:eastAsia="ru-RU"/>
-              </w:rPr>
-              <w:t>d.%m.%Y</w:t>
-            </w:r>
-            <w:proofErr w:type="spellEnd"/>
-            <w:r>
-              <w:rPr>
-                <w:rFonts w:ascii="Arial" w:eastAsia="Times New Roman" w:hAnsi="Arial" w:cs="Arial"/>
-                <w:sz w:val="18"/>
-                <w:szCs w:val="18"/>
-                <w:lang w:val="en-US" w:eastAsia="ru-RU"/>
-              </w:rPr>
-              <w:t>')</w:t>
+              <w:t>('%m/</w:t>
+            </w:r>
+            <w:r>
+              <w:rPr>
+                <w:rFonts w:ascii="Arial" w:eastAsia="Times New Roman" w:hAnsi="Arial" w:cs="Arial"/>
+                <w:sz w:val="18"/>
+                <w:szCs w:val="18"/>
+                <w:lang w:val="en-US" w:eastAsia="ru-RU"/>
+              </w:rPr>
+              <w:t>%Y')</w:t>
             </w:r>
             <w:r>
               <w:rPr>
@@ -5666,6 +5743,24 @@
               </w:rPr>
               <w:t>Степень родства</w:t>
             </w:r>
+            <w:r>
+              <w:rPr>
+                <w:rFonts w:ascii="Arial" w:eastAsia="Times New Roman" w:hAnsi="Arial" w:cs="Arial"/>
+                <w:sz w:val="18"/>
+                <w:szCs w:val="18"/>
+                <w:lang w:val="en-US" w:eastAsia="ru-RU"/>
+              </w:rPr>
+              <w:t xml:space="preserve"> </w:t>
+            </w:r>
+            <w:r>
+              <w:rPr>
+                <w:rFonts w:ascii="Arial" w:eastAsia="Times New Roman" w:hAnsi="Arial" w:cs="Arial"/>
+                <w:sz w:val="18"/>
+                <w:szCs w:val="18"/>
+                <w:lang w:eastAsia="ru-RU"/>
+              </w:rPr>
+              <w:t>и ФИО</w:t>
+            </w:r>
           </w:p>
         </w:tc>
         <w:tc>
@@ -7569,27 +7664,16 @@
                 <w:szCs w:val="18"/>
                 <w:lang w:val="en-US" w:eastAsia="ru-RU"/>
               </w:rPr>
-              <w:t>('%</w:t>
-            </w:r>
-            <w:proofErr w:type="spellStart"/>
-            <w:r>
-              <w:rPr>
-                <w:rFonts w:ascii="Arial" w:eastAsia="Times New Roman" w:hAnsi="Arial" w:cs="Arial"/>
-                <w:sz w:val="18"/>
-                <w:szCs w:val="18"/>
-                <w:lang w:val="en-US" w:eastAsia="ru-RU"/>
-              </w:rPr>
-              <w:t>d.%m.%Y</w:t>
-            </w:r>
-            <w:proofErr w:type="spellEnd"/>
-            <w:r>
-              <w:rPr>
-                <w:rFonts w:ascii="Arial" w:eastAsia="Times New Roman" w:hAnsi="Arial" w:cs="Arial"/>
-                <w:sz w:val="18"/>
-                <w:szCs w:val="18"/>
-                <w:lang w:val="en-US" w:eastAsia="ru-RU"/>
-              </w:rPr>
-              <w:t>')</w:t>
+              <w:t>('%d/%m/</w:t>
+            </w:r>
+            <w:r>
+              <w:rPr>
+                <w:rFonts w:ascii="Arial" w:eastAsia="Times New Roman" w:hAnsi="Arial" w:cs="Arial"/>
+                <w:sz w:val="18"/>
+                <w:szCs w:val="18"/>
+                <w:lang w:val="en-US" w:eastAsia="ru-RU"/>
+              </w:rPr>
+              <w:t>%Y')</w:t>
             </w:r>
             <w:r>
               <w:rPr>

--- a/templates/Анкета_ru.docx
+++ b/templates/Анкета_ru.docx
@@ -158,7 +158,16 @@
                 <w:szCs w:val="18"/>
                 <w:lang w:val="en-US" w:eastAsia="ru-RU"/>
               </w:rPr>
-              <w:t>candidate.vacancy.position.name_ru</w:t>
+              <w:t>candidate.vacancy.</w:t>
+            </w:r>
+            <w:r>
+              <w:rPr>
+                <w:rFonts w:ascii="Arial" w:eastAsia="Times New Roman" w:hAnsi="Arial" w:cs="Arial"/>
+                <w:sz w:val="18"/>
+                <w:szCs w:val="18"/>
+                <w:lang w:val="en-US" w:eastAsia="ru-RU"/>
+              </w:rPr>
+              <w:t>title</w:t>
             </w:r>
             <w:proofErr w:type="spellEnd"/>
             <w:r>
